--- a/backend/temas_archivos/examen_6/matematica_i/matematica_i_pregunta_9.docx
+++ b/backend/temas_archivos/examen_6/matematica_i/matematica_i_pregunta_9.docx
@@ -1,564 +1,564 @@
 
 <file path=word/document.xml><?xml version="1.0" encoding="utf-8"?>
-<ns0:document xmlns:ns0="http://schemas.openxmlformats.org/wordprocessingml/2006/main" xmlns:ns1="http://schemas.openxmlformats.org/markup-compatibility/2006" xmlns:ns2="http://schemas.microsoft.com/office/word/2010/wordml" xmlns:ns3="http://schemas.openxmlformats.org/officeDocument/2006/math" xmlns:ns4="http://schemas.openxmlformats.org/officeDocument/2006/relationships" ns1:Ignorable="w14 w15 w16se w16cid w16 w16cex w16sdtdh w16sdtfl w16du wp14">
-  <ns0:body>
-    <ns0:p ns2:paraId="323AC59C" ns2:textId="77777777">
-      <ns0:pPr>
-        <ns0:pStyle ns0:val="Prrafodelista"/>
-        <ns0:numPr>
-          <ns0:ilvl ns0:val="0"/>
-          <ns0:numId ns0:val="1"/>
-        </ns0:numPr>
-        <ns0:jc ns0:val="both"/>
-        <ns0:rPr>
-          <ns0:rFonts ns0:ascii="Times New Roman" ns0:eastAsiaTheme="minorEastAsia" ns0:hAnsi="Times New Roman" ns0:cs="Times New Roman"/>
-          <ns0:sz ns0:val="24"/>
-          <ns0:szCs ns0:val="24"/>
-        </ns0:rPr>
-      </ns0:pPr>
-      <ns0:r>
-        <ns0:rPr>
-          <ns0:rFonts ns0:ascii="Times New Roman" ns0:hAnsi="Times New Roman" ns0:cs="Times New Roman"/>
-          <ns0:sz ns0:val="24"/>
-          <ns0:szCs ns0:val="24"/>
-        </ns0:rPr>
-        <ns0:t xml:space="preserve">Sean: </ns0:t>
-      </ns0:r>
-    </ns0:p>
-    <ns0:p ns2:paraId="13BBCC6A" ns2:textId="77777777">
-      <ns0:pPr>
-        <ns0:pStyle ns0:val="Prrafodelista"/>
-        <ns0:ind ns0:left="-1134"/>
-        <ns0:jc ns0:val="both"/>
-        <ns0:rPr>
-          <ns0:rFonts ns0:ascii="Times New Roman" ns0:eastAsiaTheme="minorEastAsia" ns0:hAnsi="Times New Roman" ns0:cs="Times New Roman"/>
-          <ns0:sz ns0:val="24"/>
-          <ns0:szCs ns0:val="24"/>
-        </ns0:rPr>
-      </ns0:pPr>
-      <ns3:oMathPara>
-        <ns3:oMath>
-          <ns3:r>
-            <ns0:rPr>
-              <ns0:rFonts ns0:ascii="Cambria Math" ns0:hAnsi="Cambria Math" ns0:cs="Times New Roman"/>
-              <ns0:sz ns0:val="24"/>
-              <ns0:szCs ns0:val="24"/>
-            </ns0:rPr>
-            <ns3:t>A={x∈</ns3:t>
-          </ns3:r>
-          <ns3:f>
-            <ns3:fPr>
-              <ns3:type ns3:val="lin"/>
-              <ns3:ctrlPr>
-                <ns0:rPr>
-                  <ns0:rFonts ns0:ascii="Cambria Math" ns0:hAnsi="Cambria Math" ns0:cs="Times New Roman"/>
-                  <ns0:i/>
-                  <ns0:sz ns0:val="24"/>
-                  <ns0:szCs ns0:val="24"/>
-                </ns0:rPr>
-              </ns3:ctrlPr>
-            </ns3:fPr>
-            <ns3:num>
-              <ns3:r>
-                <ns3:rPr>
-                  <ns3:scr ns3:val="double-struck"/>
-                </ns3:rPr>
-                <ns0:rPr>
-                  <ns0:rFonts ns0:ascii="Cambria Math" ns0:hAnsi="Cambria Math" ns0:cs="Times New Roman"/>
-                  <ns0:sz ns0:val="24"/>
-                  <ns0:szCs ns0:val="24"/>
-                </ns0:rPr>
-                <ns3:t>R</ns3:t>
-              </ns3:r>
-            </ns3:num>
-            <ns3:den>
-              <ns3:r>
-                <ns0:rPr>
-                  <ns0:rFonts ns0:ascii="Cambria Math" ns0:hAnsi="Cambria Math" ns0:cs="Times New Roman"/>
-                  <ns0:sz ns0:val="24"/>
-                  <ns0:szCs ns0:val="24"/>
-                </ns0:rPr>
-                <ns3:t>-</ns3:t>
-              </ns3:r>
-              <ns3:sSup>
-                <ns3:sSupPr>
-                  <ns3:ctrlPr>
-                    <ns0:rPr>
-                      <ns0:rFonts ns0:ascii="Cambria Math" ns0:hAnsi="Cambria Math" ns0:cs="Times New Roman"/>
-                      <ns0:i/>
-                      <ns0:sz ns0:val="24"/>
-                      <ns0:szCs ns0:val="24"/>
-                    </ns0:rPr>
-                  </ns3:ctrlPr>
-                </ns3:sSupPr>
-                <ns3:e>
-                  <ns3:r>
-                    <ns0:rPr>
-                      <ns0:rFonts ns0:ascii="Cambria Math" ns0:hAnsi="Cambria Math" ns0:cs="Times New Roman"/>
-                      <ns0:sz ns0:val="24"/>
-                      <ns0:szCs ns0:val="24"/>
-                    </ns0:rPr>
-                    <ns3:t>x</ns3:t>
-                  </ns3:r>
-                </ns3:e>
-                <ns3:sup>
-                  <ns3:r>
-                    <ns0:rPr>
-                      <ns0:rFonts ns0:ascii="Cambria Math" ns0:hAnsi="Cambria Math" ns0:cs="Times New Roman"/>
-                      <ns0:sz ns0:val="24"/>
-                      <ns0:szCs ns0:val="24"/>
-                    </ns0:rPr>
-                    <ns3:t>2</ns3:t>
-                  </ns3:r>
-                </ns3:sup>
-              </ns3:sSup>
-            </ns3:den>
-          </ns3:f>
-          <ns3:r>
-            <ns0:rPr>
-              <ns0:rFonts ns0:ascii="Cambria Math" ns0:hAnsi="Cambria Math" ns0:cs="Times New Roman"/>
-              <ns0:sz ns0:val="24"/>
-              <ns0:szCs ns0:val="24"/>
-            </ns0:rPr>
-            <ns3:t>+8x-16≥0}</ns3:t>
-          </ns3:r>
-        </ns3:oMath>
-      </ns3:oMathPara>
-    </ns0:p>
-    <ns0:p ns2:paraId="269DB0B6" ns2:textId="77777777">
-      <ns0:pPr>
-        <ns0:pStyle ns0:val="Prrafodelista"/>
-        <ns0:tabs>
-          <ns0:tab ns0:val="left" ns0:pos="2410"/>
-        </ns0:tabs>
-        <ns0:spacing ns0:after="0" ns0:line="276" ns0:lineRule="auto"/>
-        <ns0:ind ns0:left="-1134"/>
-        <ns0:jc ns0:val="center"/>
-        <ns0:rPr>
-          <ns0:rFonts ns0:ascii="Times New Roman" ns0:eastAsiaTheme="minorEastAsia" ns0:hAnsi="Times New Roman" ns0:cs="Times New Roman"/>
-          <ns0:sz ns0:val="24"/>
-          <ns0:szCs ns0:val="24"/>
-        </ns0:rPr>
-      </ns0:pPr>
-      <ns3:oMath>
-        <ns3:r>
-          <ns0:rPr>
-            <ns0:rFonts ns0:ascii="Cambria Math" ns0:hAnsi="Cambria Math" ns0:cs="Times New Roman"/>
-            <ns0:sz ns0:val="24"/>
-            <ns0:szCs ns0:val="24"/>
-          </ns0:rPr>
-          <ns3:t>B={x∈</ns3:t>
-        </ns3:r>
-        <ns3:f>
-          <ns3:fPr>
-            <ns3:type ns3:val="lin"/>
-            <ns3:ctrlPr>
-              <ns0:rPr>
-                <ns0:rFonts ns0:ascii="Cambria Math" ns0:hAnsi="Cambria Math" ns0:cs="Times New Roman"/>
-                <ns0:i/>
-                <ns0:sz ns0:val="24"/>
-                <ns0:szCs ns0:val="24"/>
-              </ns0:rPr>
-            </ns3:ctrlPr>
-          </ns3:fPr>
-          <ns3:num>
-            <ns3:r>
-              <ns3:rPr>
-                <ns3:scr ns3:val="double-struck"/>
-              </ns3:rPr>
-              <ns0:rPr>
-                <ns0:rFonts ns0:ascii="Cambria Math" ns0:hAnsi="Cambria Math" ns0:cs="Times New Roman"/>
-                <ns0:sz ns0:val="24"/>
-                <ns0:szCs ns0:val="24"/>
-              </ns0:rPr>
-              <ns3:t>R</ns3:t>
-            </ns3:r>
-          </ns3:num>
-          <ns3:den>
-            <ns3:r>
-              <ns0:rPr>
-                <ns0:rFonts ns0:ascii="Cambria Math" ns0:hAnsi="Cambria Math" ns0:cs="Times New Roman"/>
-                <ns0:sz ns0:val="24"/>
-                <ns0:szCs ns0:val="24"/>
-              </ns0:rPr>
-              <ns3:t>-</ns3:t>
-            </ns3:r>
-            <ns3:sSup>
-              <ns3:sSupPr>
-                <ns3:ctrlPr>
-                  <ns0:rPr>
-                    <ns0:rFonts ns0:ascii="Cambria Math" ns0:hAnsi="Cambria Math" ns0:cs="Times New Roman"/>
-                    <ns0:i/>
-                    <ns0:sz ns0:val="24"/>
-                    <ns0:szCs ns0:val="24"/>
-                  </ns0:rPr>
-                </ns3:ctrlPr>
-              </ns3:sSupPr>
-              <ns3:e>
-                <ns3:r>
-                  <ns0:rPr>
-                    <ns0:rFonts ns0:ascii="Cambria Math" ns0:hAnsi="Cambria Math" ns0:cs="Times New Roman"/>
-                    <ns0:sz ns0:val="24"/>
-                    <ns0:szCs ns0:val="24"/>
-                  </ns0:rPr>
-                  <ns3:t>x</ns3:t>
-                </ns3:r>
-              </ns3:e>
-              <ns3:sup>
-                <ns3:r>
-                  <ns0:rPr>
-                    <ns0:rFonts ns0:ascii="Cambria Math" ns0:hAnsi="Cambria Math" ns0:cs="Times New Roman"/>
-                    <ns0:sz ns0:val="24"/>
-                    <ns0:szCs ns0:val="24"/>
-                  </ns0:rPr>
-                  <ns3:t>2</ns3:t>
-                </ns3:r>
-              </ns3:sup>
-            </ns3:sSup>
-          </ns3:den>
-        </ns3:f>
-        <ns3:r>
-          <ns0:rPr>
-            <ns0:rFonts ns0:ascii="Cambria Math" ns0:hAnsi="Cambria Math" ns0:cs="Times New Roman"/>
-            <ns0:sz ns0:val="24"/>
-            <ns0:szCs ns0:val="24"/>
-          </ns0:rPr>
-          <ns3:t>-8x-16&lt;0}</ns3:t>
-        </ns3:r>
-      </ns3:oMath>
-      <ns0:r>
-        <ns0:rPr>
-          <ns0:rFonts ns0:ascii="Times New Roman" ns0:eastAsiaTheme="minorEastAsia" ns0:hAnsi="Times New Roman" ns0:cs="Times New Roman"/>
-          <ns0:sz ns0:val="24"/>
-          <ns0:szCs ns0:val="24"/>
-        </ns0:rPr>
-        <ns0:t xml:space="preserve">                                                                          </ns0:t>
-      </ns0:r>
-    </ns0:p>
-    <ns0:p ns2:paraId="0A91046C" ns2:textId="77777777">
-      <ns0:pPr>
-        <ns0:tabs>
-          <ns0:tab ns0:val="left" ns0:pos="2410"/>
-        </ns0:tabs>
-        <ns0:spacing ns0:after="0" ns0:line="276" ns0:lineRule="auto"/>
-        <ns0:rPr>
-          <ns0:rFonts ns0:ascii="Times New Roman" ns0:eastAsiaTheme="minorEastAsia" ns0:hAnsi="Times New Roman" ns0:cs="Times New Roman"/>
-          <ns0:sz ns0:val="24"/>
-          <ns0:szCs ns0:val="24"/>
-        </ns0:rPr>
-      </ns0:pPr>
-      <ns0:r>
-        <ns0:rPr>
-          <ns0:rFonts ns0:ascii="Times New Roman" ns0:eastAsiaTheme="minorEastAsia" ns0:hAnsi="Times New Roman" ns0:cs="Times New Roman"/>
-          <ns0:iCs/>
-          <ns0:sz ns0:val="24"/>
-          <ns0:szCs ns0:val="24"/>
-        </ns0:rPr>
-        <ns0:t xml:space="preserve">                                             </ns0:t>
-      </ns0:r>
-      <ns3:oMath>
-        <ns3:r>
-          <ns0:rPr>
-            <ns0:rFonts ns0:ascii="Cambria Math" ns0:hAnsi="Cambria Math" ns0:cs="Times New Roman"/>
-            <ns0:sz ns0:val="24"/>
-            <ns0:szCs ns0:val="24"/>
-          </ns0:rPr>
-          <ns3:t>C={x∈</ns3:t>
-        </ns3:r>
-        <ns3:f>
-          <ns3:fPr>
-            <ns3:type ns3:val="lin"/>
-            <ns3:ctrlPr>
-              <ns0:rPr>
-                <ns0:rFonts ns0:ascii="Cambria Math" ns0:hAnsi="Cambria Math" ns0:cs="Times New Roman"/>
-                <ns0:i/>
-                <ns0:sz ns0:val="24"/>
-                <ns0:szCs ns0:val="24"/>
-              </ns0:rPr>
-            </ns3:ctrlPr>
-          </ns3:fPr>
-          <ns3:num>
-            <ns3:r>
-              <ns3:rPr>
-                <ns3:scr ns3:val="double-struck"/>
-              </ns3:rPr>
-              <ns0:rPr>
-                <ns0:rFonts ns0:ascii="Cambria Math" ns0:hAnsi="Cambria Math" ns0:cs="Times New Roman"/>
-                <ns0:sz ns0:val="24"/>
-                <ns0:szCs ns0:val="24"/>
-              </ns0:rPr>
-              <ns3:t>R</ns3:t>
-            </ns3:r>
-          </ns3:num>
-          <ns3:den>
-            <ns3:r>
-              <ns0:rPr>
-                <ns0:rFonts ns0:ascii="Cambria Math" ns0:hAnsi="Cambria Math" ns0:cs="Times New Roman"/>
-                <ns0:sz ns0:val="24"/>
-                <ns0:szCs ns0:val="24"/>
-              </ns0:rPr>
-              <ns3:t>-</ns3:t>
-            </ns3:r>
-            <ns3:sSup>
-              <ns3:sSupPr>
-                <ns3:ctrlPr>
-                  <ns0:rPr>
-                    <ns0:rFonts ns0:ascii="Cambria Math" ns0:hAnsi="Cambria Math" ns0:cs="Times New Roman"/>
-                    <ns0:i/>
-                    <ns0:sz ns0:val="24"/>
-                    <ns0:szCs ns0:val="24"/>
-                  </ns0:rPr>
-                </ns3:ctrlPr>
-              </ns3:sSupPr>
-              <ns3:e>
-                <ns3:r>
-                  <ns0:rPr>
-                    <ns0:rFonts ns0:ascii="Cambria Math" ns0:hAnsi="Cambria Math" ns0:cs="Times New Roman"/>
-                    <ns0:sz ns0:val="24"/>
-                    <ns0:szCs ns0:val="24"/>
-                  </ns0:rPr>
-                  <ns3:t>x</ns3:t>
-                </ns3:r>
-              </ns3:e>
-              <ns3:sup>
-                <ns3:r>
-                  <ns0:rPr>
-                    <ns0:rFonts ns0:ascii="Cambria Math" ns0:hAnsi="Cambria Math" ns0:cs="Times New Roman"/>
-                    <ns0:sz ns0:val="24"/>
-                    <ns0:szCs ns0:val="24"/>
-                  </ns0:rPr>
-                  <ns3:t>2</ns3:t>
-                </ns3:r>
-              </ns3:sup>
-            </ns3:sSup>
-          </ns3:den>
-        </ns3:f>
-        <ns3:r>
-          <ns0:rPr>
-            <ns0:rFonts ns0:ascii="Cambria Math" ns0:hAnsi="Cambria Math" ns0:cs="Times New Roman"/>
-            <ns0:sz ns0:val="24"/>
-            <ns0:szCs ns0:val="24"/>
-          </ns0:rPr>
-          <ns3:t>+4x-4≤0}</ns3:t>
-        </ns3:r>
-      </ns3:oMath>
-    </ns0:p>
-    <ns0:p ns2:paraId="78634F97" ns2:textId="77777777">
-      <ns0:pPr>
-        <ns0:pStyle ns0:val="Prrafodelista"/>
-        <ns0:rPr>
-          <ns0:rFonts ns0:ascii="Times New Roman" ns0:hAnsi="Times New Roman" ns0:cs="Times New Roman"/>
-          <ns0:sz ns0:val="24"/>
-          <ns0:szCs ns0:val="24"/>
-        </ns0:rPr>
-      </ns0:pPr>
-      <ns0:r>
-        <ns0:rPr>
-          <ns0:rFonts ns0:ascii="Times New Roman" ns0:hAnsi="Times New Roman" ns0:cs="Times New Roman"/>
-          <ns0:sz ns0:val="24"/>
-          <ns0:szCs ns0:val="24"/>
-        </ns0:rPr>
-        <ns0:t xml:space="preserve">Calcular: </ns0:t>
-      </ns0:r>
-      <ns3:oMath>
-        <ns3:r>
-          <ns0:rPr>
-            <ns0:rFonts ns0:ascii="Cambria Math" ns0:hAnsi="Cambria Math" ns0:cs="Times New Roman"/>
-            <ns0:sz ns0:val="24"/>
-            <ns0:szCs ns0:val="24"/>
-          </ns0:rPr>
-          <ns3:t>A∩B∩C</ns3:t>
-        </ns3:r>
-      </ns3:oMath>
-    </ns0:p>
-    <ns0:p ns2:paraId="14F14214" ns2:textId="77777777">
-      <ns0:pPr>
-        <ns0:pStyle ns0:val="Prrafodelista"/>
-        <ns0:numPr>
-          <ns0:ilvl ns0:val="0"/>
-          <ns0:numId ns0:val="23"/>
-        </ns0:numPr>
-        <ns0:rPr>
-          <ns0:rFonts ns0:ascii="Times New Roman" ns0:hAnsi="Times New Roman" ns0:cs="Times New Roman"/>
-          <ns0:sz ns0:val="24"/>
-          <ns0:szCs ns0:val="24"/>
-          <ns0:highlight ns0:val="yellow"/>
-        </ns0:rPr>
-      </ns0:pPr>
-      <ns0:r>
-        <ns0:rPr>
-          <ns0:rFonts ns0:ascii="Times New Roman" ns0:eastAsiaTheme="minorEastAsia" ns0:hAnsi="Times New Roman" ns0:cs="Times New Roman"/>
-          <ns0:sz ns0:val="24"/>
-          <ns0:szCs ns0:val="24"/>
-          <ns0:highlight ns0:val="yellow"/>
-        </ns0:rPr>
-        <ns0:t xml:space="preserve">   </ns0:t>
-      </ns0:r>
-      <ns3:oMath>
-        <ns3:r>
-          <ns0:rPr>
-            <ns0:rFonts ns0:ascii="Cambria Math" ns0:eastAsiaTheme="minorEastAsia" ns0:hAnsi="Cambria Math" ns0:cs="Times New Roman"/>
-            <ns0:sz ns0:val="24"/>
-            <ns0:szCs ns0:val="24"/>
-            <ns0:highlight ns0:val="yellow"/>
-          </ns0:rPr>
-          <ns3:t>{</ns3:t>
-        </ns3:r>
-        <ns3:r>
-          <ns0:rPr>
-            <ns0:rFonts ns0:ascii="Cambria Math" ns0:hAnsi="Cambria Math" ns0:cs="Times New Roman"/>
-            <ns0:sz ns0:val="24"/>
-            <ns0:szCs ns0:val="24"/>
-            <ns0:highlight ns0:val="yellow"/>
-          </ns0:rPr>
-          <ns3:t>4}</ns3:t>
-        </ns3:r>
-      </ns3:oMath>
-    </ns0:p>
-    <ns0:p ns2:paraId="0680B43D" ns2:textId="77777777">
-      <ns0:pPr>
-        <ns0:pStyle ns0:val="Prrafodelista"/>
-        <ns0:numPr>
-          <ns0:ilvl ns0:val="0"/>
-          <ns0:numId ns0:val="23"/>
-        </ns0:numPr>
-        <ns0:rPr>
-          <ns0:rFonts ns0:ascii="Times New Roman" ns0:hAnsi="Times New Roman" ns0:cs="Times New Roman"/>
-          <ns0:sz ns0:val="24"/>
-          <ns0:szCs ns0:val="24"/>
-        </ns0:rPr>
-      </ns0:pPr>
-      <ns3:oMath>
-        <ns3:r>
-          <ns0:rPr>
-            <ns0:rFonts ns0:ascii="Cambria Math" ns0:hAnsi="Cambria Math" ns0:cs="Times New Roman"/>
-            <ns0:sz ns0:val="24"/>
-            <ns0:szCs ns0:val="24"/>
-          </ns0:rPr>
-          <ns3:t>{-4}</ns3:t>
-        </ns3:r>
-      </ns3:oMath>
-    </ns0:p>
-    <ns0:p ns2:paraId="128F39C4" ns2:textId="77777777">
-      <ns0:pPr>
-        <ns0:pStyle ns0:val="Prrafodelista"/>
-        <ns0:numPr>
-          <ns0:ilvl ns0:val="0"/>
-          <ns0:numId ns0:val="23"/>
-        </ns0:numPr>
-        <ns0:rPr>
-          <ns0:rFonts ns0:ascii="Times New Roman" ns0:hAnsi="Times New Roman" ns0:cs="Times New Roman"/>
-          <ns0:sz ns0:val="24"/>
-          <ns0:szCs ns0:val="24"/>
-        </ns0:rPr>
-      </ns0:pPr>
-      <ns0:r>
-        <ns0:rPr>
-          <ns0:rFonts ns0:ascii="Times New Roman" ns0:eastAsiaTheme="minorEastAsia" ns0:hAnsi="Times New Roman" ns0:cs="Times New Roman"/>
-          <ns0:sz ns0:val="24"/>
-          <ns0:szCs ns0:val="24"/>
-        </ns0:rPr>
-        <ns0:t xml:space="preserve">   </ns0:t>
-      </ns0:r>
-      <ns3:oMath>
-        <ns3:r>
-          <ns0:rPr>
-            <ns0:rFonts ns0:ascii="Cambria Math" ns0:eastAsiaTheme="minorEastAsia" ns0:hAnsi="Cambria Math" ns0:cs="Times New Roman"/>
-            <ns0:sz ns0:val="24"/>
-            <ns0:szCs ns0:val="24"/>
-          </ns0:rPr>
-          <ns3:t>{</ns3:t>
-        </ns3:r>
-        <ns3:r>
-          <ns0:rPr>
-            <ns0:rFonts ns0:ascii="Cambria Math" ns0:hAnsi="Cambria Math" ns0:cs="Times New Roman"/>
-            <ns0:sz ns0:val="24"/>
-            <ns0:szCs ns0:val="24"/>
-          </ns0:rPr>
-          <ns3:t>2}</ns3:t>
-        </ns3:r>
-      </ns3:oMath>
-    </ns0:p>
-    <ns0:p ns2:paraId="1BA7D11F" ns2:textId="77777777">
-      <ns0:pPr>
-        <ns0:pStyle ns0:val="Prrafodelista"/>
-        <ns0:numPr>
-          <ns0:ilvl ns0:val="0"/>
-          <ns0:numId ns0:val="23"/>
-        </ns0:numPr>
-        <ns0:rPr>
-          <ns0:rFonts ns0:ascii="Times New Roman" ns0:hAnsi="Times New Roman" ns0:cs="Times New Roman"/>
-          <ns0:sz ns0:val="24"/>
-          <ns0:szCs ns0:val="24"/>
-        </ns0:rPr>
-      </ns0:pPr>
-      <ns3:oMath>
-        <ns3:r>
-          <ns0:rPr>
-            <ns0:rFonts ns0:ascii="Cambria Math" ns0:hAnsi="Cambria Math" ns0:cs="Times New Roman"/>
-            <ns0:sz ns0:val="24"/>
-            <ns0:szCs ns0:val="24"/>
-          </ns0:rPr>
-          <ns3:t>{-2}</ns3:t>
-        </ns3:r>
-      </ns3:oMath>
-    </ns0:p>
-    <ns0:p ns2:paraId="100E5F97" ns2:textId="77777777">
-      <ns0:pPr>
-        <ns0:pStyle ns0:val="Prrafodelista"/>
-        <ns0:numPr>
-          <ns0:ilvl ns0:val="0"/>
-          <ns0:numId ns0:val="23"/>
-        </ns0:numPr>
-        <ns0:rPr>
-          <ns0:rFonts ns0:ascii="Times New Roman" ns0:hAnsi="Times New Roman" ns0:cs="Times New Roman"/>
-          <ns0:sz ns0:val="24"/>
-          <ns0:szCs ns0:val="24"/>
-        </ns0:rPr>
-      </ns0:pPr>
-      <ns3:oMath>
-        <ns3:r>
-          <ns3:rPr>
-            <ns3:scr ns3:val="double-struck"/>
-          </ns3:rPr>
-          <ns0:rPr>
-            <ns0:rFonts ns0:ascii="Cambria Math" ns0:hAnsi="Cambria Math" ns0:cs="Times New Roman"/>
-            <ns0:sz ns0:val="24"/>
-            <ns0:szCs ns0:val="24"/>
-          </ns0:rPr>
-          <ns3:t>R-</ns3:t>
-        </ns3:r>
-        <ns3:r>
-          <ns0:rPr>
-            <ns0:rFonts ns0:ascii="Cambria Math" ns0:hAnsi="Cambria Math" ns0:cs="Times New Roman"/>
-            <ns0:sz ns0:val="24"/>
-            <ns0:szCs ns0:val="24"/>
-          </ns0:rPr>
-          <ns3:t>{4}</ns3:t>
-        </ns3:r>
-      </ns3:oMath>
-    </ns0:p>
-    <ns0:p ns2:paraId="1275E8B8" ns2:textId="77777777">
-      <ns0:pPr>
-        <ns0:spacing ns0:after="0"/>
-        <ns0:rPr>
-          <ns0:rFonts ns0:ascii="Times New Roman" ns0:hAnsi="Times New Roman" ns0:cs="Times New Roman"/>
-          <ns0:sz ns0:val="24"/>
-          <ns0:szCs ns0:val="24"/>
-        </ns0:rPr>
-      </ns0:pPr>
-    </ns0:p>
-    <ns0:p/>
-    <ns0:sectPr ns0:rsidR="006C372E" ns0:rsidRPr="00751676" ns0:rsidSect="00544F5E">
-      <ns0:headerReference ns0:type="default" ns4:id="rId19"/>
-      <ns0:footerReference ns0:type="default" ns4:id="rId20"/>
-      <ns0:pgSz ns0:w="12242" ns0:h="18722"/>
-      <ns0:pgMar ns0:top="1134" ns0:right="1134" ns0:bottom="1134" ns0:left="1134" ns0:header="709" ns0:footer="709" ns0:gutter="0"/>
-      <ns0:cols ns0:space="708"/>
-      <ns0:docGrid ns0:linePitch="360"/>
-    </ns0:sectPr>
-  </ns0:body>
-</ns0:document>
+<w:document xmlns:m="http://schemas.openxmlformats.org/officeDocument/2006/math" xmlns:mc="http://schemas.openxmlformats.org/markup-compatibility/2006" xmlns:ns2="http://schemas.microsoft.com/office/word/2010/wordml" xmlns:r="http://schemas.openxmlformats.org/officeDocument/2006/relationships" xmlns:w="http://schemas.openxmlformats.org/wordprocessingml/2006/main" mc:Ignorable="w14 w15 w16se w16cid w16 w16cex w16sdtdh w16sdtfl w16du wp14">
+  <w:body>
+    <w:p ns2:paraId="323AC59C" ns2:textId="77777777">
+      <w:pPr>
+        <w:pStyle w:val="Prrafodelista"/>
+        <w:numPr>
+          <w:ilvl w:val="0"/>
+          <w:numId w:val="1"/>
+        </w:numPr>
+        <w:jc w:val="both"/>
+        <w:rPr>
+          <w:rFonts w:ascii="Times New Roman" w:eastAsiaTheme="minorEastAsia" w:hAnsi="Times New Roman" w:cs="Times New Roman"/>
+          <w:sz w:val="24"/>
+          <w:szCs w:val="24"/>
+        </w:rPr>
+      </w:pPr>
+      <w:r>
+        <w:rPr>
+          <w:rFonts w:ascii="Times New Roman" w:hAnsi="Times New Roman" w:cs="Times New Roman"/>
+          <w:sz w:val="24"/>
+          <w:szCs w:val="24"/>
+        </w:rPr>
+        <w:t xml:space="preserve">Sean: </w:t>
+      </w:r>
+    </w:p>
+    <w:p ns2:paraId="13BBCC6A" ns2:textId="77777777">
+      <w:pPr>
+        <w:pStyle w:val="Prrafodelista"/>
+        <w:ind w:left="-1134"/>
+        <w:jc w:val="both"/>
+        <w:rPr>
+          <w:rFonts w:ascii="Times New Roman" w:eastAsiaTheme="minorEastAsia" w:hAnsi="Times New Roman" w:cs="Times New Roman"/>
+          <w:sz w:val="24"/>
+          <w:szCs w:val="24"/>
+        </w:rPr>
+      </w:pPr>
+      <m:oMathPara>
+        <m:oMath>
+          <m:r>
+            <w:rPr>
+              <w:rFonts w:ascii="Cambria Math" w:hAnsi="Cambria Math" w:cs="Times New Roman"/>
+              <w:sz w:val="24"/>
+              <w:szCs w:val="24"/>
+            </w:rPr>
+            <m:t>A={x∈</m:t>
+          </m:r>
+          <m:f>
+            <m:fPr>
+              <m:type m:val="lin"/>
+              <m:ctrlPr>
+                <w:rPr>
+                  <w:rFonts w:ascii="Cambria Math" w:hAnsi="Cambria Math" w:cs="Times New Roman"/>
+                  <w:i/>
+                  <w:sz w:val="24"/>
+                  <w:szCs w:val="24"/>
+                </w:rPr>
+              </m:ctrlPr>
+            </m:fPr>
+            <m:num>
+              <m:r>
+                <m:rPr>
+                  <m:scr m:val="double-struck"/>
+                </m:rPr>
+                <w:rPr>
+                  <w:rFonts w:ascii="Cambria Math" w:hAnsi="Cambria Math" w:cs="Times New Roman"/>
+                  <w:sz w:val="24"/>
+                  <w:szCs w:val="24"/>
+                </w:rPr>
+                <m:t>R</m:t>
+              </m:r>
+            </m:num>
+            <m:den>
+              <m:r>
+                <w:rPr>
+                  <w:rFonts w:ascii="Cambria Math" w:hAnsi="Cambria Math" w:cs="Times New Roman"/>
+                  <w:sz w:val="24"/>
+                  <w:szCs w:val="24"/>
+                </w:rPr>
+                <m:t>-</m:t>
+              </m:r>
+              <m:sSup>
+                <m:sSupPr>
+                  <m:ctrlPr>
+                    <w:rPr>
+                      <w:rFonts w:ascii="Cambria Math" w:hAnsi="Cambria Math" w:cs="Times New Roman"/>
+                      <w:i/>
+                      <w:sz w:val="24"/>
+                      <w:szCs w:val="24"/>
+                    </w:rPr>
+                  </m:ctrlPr>
+                </m:sSupPr>
+                <m:e>
+                  <m:r>
+                    <w:rPr>
+                      <w:rFonts w:ascii="Cambria Math" w:hAnsi="Cambria Math" w:cs="Times New Roman"/>
+                      <w:sz w:val="24"/>
+                      <w:szCs w:val="24"/>
+                    </w:rPr>
+                    <m:t>x</m:t>
+                  </m:r>
+                </m:e>
+                <m:sup>
+                  <m:r>
+                    <w:rPr>
+                      <w:rFonts w:ascii="Cambria Math" w:hAnsi="Cambria Math" w:cs="Times New Roman"/>
+                      <w:sz w:val="24"/>
+                      <w:szCs w:val="24"/>
+                    </w:rPr>
+                    <m:t>2</m:t>
+                  </m:r>
+                </m:sup>
+              </m:sSup>
+            </m:den>
+          </m:f>
+          <m:r>
+            <w:rPr>
+              <w:rFonts w:ascii="Cambria Math" w:hAnsi="Cambria Math" w:cs="Times New Roman"/>
+              <w:sz w:val="24"/>
+              <w:szCs w:val="24"/>
+            </w:rPr>
+            <m:t>+8x-16≥0}</m:t>
+          </m:r>
+        </m:oMath>
+      </m:oMathPara>
+    </w:p>
+    <w:p ns2:paraId="269DB0B6" ns2:textId="77777777">
+      <w:pPr>
+        <w:pStyle w:val="Prrafodelista"/>
+        <w:tabs>
+          <w:tab w:val="left" w:pos="2410"/>
+        </w:tabs>
+        <w:spacing w:after="0" w:line="276" w:lineRule="auto"/>
+        <w:ind w:left="-1134"/>
+        <w:jc w:val="center"/>
+        <w:rPr>
+          <w:rFonts w:ascii="Times New Roman" w:eastAsiaTheme="minorEastAsia" w:hAnsi="Times New Roman" w:cs="Times New Roman"/>
+          <w:sz w:val="24"/>
+          <w:szCs w:val="24"/>
+        </w:rPr>
+      </w:pPr>
+      <m:oMath>
+        <m:r>
+          <w:rPr>
+            <w:rFonts w:ascii="Cambria Math" w:hAnsi="Cambria Math" w:cs="Times New Roman"/>
+            <w:sz w:val="24"/>
+            <w:szCs w:val="24"/>
+          </w:rPr>
+          <m:t>B={x∈</m:t>
+        </m:r>
+        <m:f>
+          <m:fPr>
+            <m:type m:val="lin"/>
+            <m:ctrlPr>
+              <w:rPr>
+                <w:rFonts w:ascii="Cambria Math" w:hAnsi="Cambria Math" w:cs="Times New Roman"/>
+                <w:i/>
+                <w:sz w:val="24"/>
+                <w:szCs w:val="24"/>
+              </w:rPr>
+            </m:ctrlPr>
+          </m:fPr>
+          <m:num>
+            <m:r>
+              <m:rPr>
+                <m:scr m:val="double-struck"/>
+              </m:rPr>
+              <w:rPr>
+                <w:rFonts w:ascii="Cambria Math" w:hAnsi="Cambria Math" w:cs="Times New Roman"/>
+                <w:sz w:val="24"/>
+                <w:szCs w:val="24"/>
+              </w:rPr>
+              <m:t>R</m:t>
+            </m:r>
+          </m:num>
+          <m:den>
+            <m:r>
+              <w:rPr>
+                <w:rFonts w:ascii="Cambria Math" w:hAnsi="Cambria Math" w:cs="Times New Roman"/>
+                <w:sz w:val="24"/>
+                <w:szCs w:val="24"/>
+              </w:rPr>
+              <m:t>-</m:t>
+            </m:r>
+            <m:sSup>
+              <m:sSupPr>
+                <m:ctrlPr>
+                  <w:rPr>
+                    <w:rFonts w:ascii="Cambria Math" w:hAnsi="Cambria Math" w:cs="Times New Roman"/>
+                    <w:i/>
+                    <w:sz w:val="24"/>
+                    <w:szCs w:val="24"/>
+                  </w:rPr>
+                </m:ctrlPr>
+              </m:sSupPr>
+              <m:e>
+                <m:r>
+                  <w:rPr>
+                    <w:rFonts w:ascii="Cambria Math" w:hAnsi="Cambria Math" w:cs="Times New Roman"/>
+                    <w:sz w:val="24"/>
+                    <w:szCs w:val="24"/>
+                  </w:rPr>
+                  <m:t>x</m:t>
+                </m:r>
+              </m:e>
+              <m:sup>
+                <m:r>
+                  <w:rPr>
+                    <w:rFonts w:ascii="Cambria Math" w:hAnsi="Cambria Math" w:cs="Times New Roman"/>
+                    <w:sz w:val="24"/>
+                    <w:szCs w:val="24"/>
+                  </w:rPr>
+                  <m:t>2</m:t>
+                </m:r>
+              </m:sup>
+            </m:sSup>
+          </m:den>
+        </m:f>
+        <m:r>
+          <w:rPr>
+            <w:rFonts w:ascii="Cambria Math" w:hAnsi="Cambria Math" w:cs="Times New Roman"/>
+            <w:sz w:val="24"/>
+            <w:szCs w:val="24"/>
+          </w:rPr>
+          <m:t>-8x-16&lt;0}</m:t>
+        </m:r>
+      </m:oMath>
+      <w:r>
+        <w:rPr>
+          <w:rFonts w:ascii="Times New Roman" w:eastAsiaTheme="minorEastAsia" w:hAnsi="Times New Roman" w:cs="Times New Roman"/>
+          <w:sz w:val="24"/>
+          <w:szCs w:val="24"/>
+        </w:rPr>
+        <w:t xml:space="preserve">                                                                          </w:t>
+      </w:r>
+    </w:p>
+    <w:p ns2:paraId="0A91046C" ns2:textId="77777777">
+      <w:pPr>
+        <w:tabs>
+          <w:tab w:val="left" w:pos="2410"/>
+        </w:tabs>
+        <w:spacing w:after="0" w:line="276" w:lineRule="auto"/>
+        <w:rPr>
+          <w:rFonts w:ascii="Times New Roman" w:eastAsiaTheme="minorEastAsia" w:hAnsi="Times New Roman" w:cs="Times New Roman"/>
+          <w:sz w:val="24"/>
+          <w:szCs w:val="24"/>
+        </w:rPr>
+      </w:pPr>
+      <w:r>
+        <w:rPr>
+          <w:rFonts w:ascii="Times New Roman" w:eastAsiaTheme="minorEastAsia" w:hAnsi="Times New Roman" w:cs="Times New Roman"/>
+          <w:iCs/>
+          <w:sz w:val="24"/>
+          <w:szCs w:val="24"/>
+        </w:rPr>
+        <w:t xml:space="preserve">                                             </w:t>
+      </w:r>
+      <m:oMath>
+        <m:r>
+          <w:rPr>
+            <w:rFonts w:ascii="Cambria Math" w:hAnsi="Cambria Math" w:cs="Times New Roman"/>
+            <w:sz w:val="24"/>
+            <w:szCs w:val="24"/>
+          </w:rPr>
+          <m:t>C={x∈</m:t>
+        </m:r>
+        <m:f>
+          <m:fPr>
+            <m:type m:val="lin"/>
+            <m:ctrlPr>
+              <w:rPr>
+                <w:rFonts w:ascii="Cambria Math" w:hAnsi="Cambria Math" w:cs="Times New Roman"/>
+                <w:i/>
+                <w:sz w:val="24"/>
+                <w:szCs w:val="24"/>
+              </w:rPr>
+            </m:ctrlPr>
+          </m:fPr>
+          <m:num>
+            <m:r>
+              <m:rPr>
+                <m:scr m:val="double-struck"/>
+              </m:rPr>
+              <w:rPr>
+                <w:rFonts w:ascii="Cambria Math" w:hAnsi="Cambria Math" w:cs="Times New Roman"/>
+                <w:sz w:val="24"/>
+                <w:szCs w:val="24"/>
+              </w:rPr>
+              <m:t>R</m:t>
+            </m:r>
+          </m:num>
+          <m:den>
+            <m:r>
+              <w:rPr>
+                <w:rFonts w:ascii="Cambria Math" w:hAnsi="Cambria Math" w:cs="Times New Roman"/>
+                <w:sz w:val="24"/>
+                <w:szCs w:val="24"/>
+              </w:rPr>
+              <m:t>-</m:t>
+            </m:r>
+            <m:sSup>
+              <m:sSupPr>
+                <m:ctrlPr>
+                  <w:rPr>
+                    <w:rFonts w:ascii="Cambria Math" w:hAnsi="Cambria Math" w:cs="Times New Roman"/>
+                    <w:i/>
+                    <w:sz w:val="24"/>
+                    <w:szCs w:val="24"/>
+                  </w:rPr>
+                </m:ctrlPr>
+              </m:sSupPr>
+              <m:e>
+                <m:r>
+                  <w:rPr>
+                    <w:rFonts w:ascii="Cambria Math" w:hAnsi="Cambria Math" w:cs="Times New Roman"/>
+                    <w:sz w:val="24"/>
+                    <w:szCs w:val="24"/>
+                  </w:rPr>
+                  <m:t>x</m:t>
+                </m:r>
+              </m:e>
+              <m:sup>
+                <m:r>
+                  <w:rPr>
+                    <w:rFonts w:ascii="Cambria Math" w:hAnsi="Cambria Math" w:cs="Times New Roman"/>
+                    <w:sz w:val="24"/>
+                    <w:szCs w:val="24"/>
+                  </w:rPr>
+                  <m:t>2</m:t>
+                </m:r>
+              </m:sup>
+            </m:sSup>
+          </m:den>
+        </m:f>
+        <m:r>
+          <w:rPr>
+            <w:rFonts w:ascii="Cambria Math" w:hAnsi="Cambria Math" w:cs="Times New Roman"/>
+            <w:sz w:val="24"/>
+            <w:szCs w:val="24"/>
+          </w:rPr>
+          <m:t>+4x-4≤0}</m:t>
+        </m:r>
+      </m:oMath>
+    </w:p>
+    <w:p ns2:paraId="78634F97" ns2:textId="77777777">
+      <w:pPr>
+        <w:pStyle w:val="Prrafodelista"/>
+        <w:rPr>
+          <w:rFonts w:ascii="Times New Roman" w:hAnsi="Times New Roman" w:cs="Times New Roman"/>
+          <w:sz w:val="24"/>
+          <w:szCs w:val="24"/>
+        </w:rPr>
+      </w:pPr>
+      <w:r>
+        <w:rPr>
+          <w:rFonts w:ascii="Times New Roman" w:hAnsi="Times New Roman" w:cs="Times New Roman"/>
+          <w:sz w:val="24"/>
+          <w:szCs w:val="24"/>
+        </w:rPr>
+        <w:t xml:space="preserve">Calcular: </w:t>
+      </w:r>
+      <m:oMath>
+        <m:r>
+          <w:rPr>
+            <w:rFonts w:ascii="Cambria Math" w:hAnsi="Cambria Math" w:cs="Times New Roman"/>
+            <w:sz w:val="24"/>
+            <w:szCs w:val="24"/>
+          </w:rPr>
+          <m:t>A∩B∩C</m:t>
+        </m:r>
+      </m:oMath>
+    </w:p>
+    <w:p ns2:paraId="14F14214" ns2:textId="77777777">
+      <w:pPr>
+        <w:pStyle w:val="Prrafodelista"/>
+        <w:numPr>
+          <w:ilvl w:val="0"/>
+          <w:numId w:val="23"/>
+        </w:numPr>
+        <w:rPr>
+          <w:rFonts w:ascii="Times New Roman" w:hAnsi="Times New Roman" w:cs="Times New Roman"/>
+          <w:sz w:val="24"/>
+          <w:szCs w:val="24"/>
+          <w:highlight w:val="yellow"/>
+        </w:rPr>
+      </w:pPr>
+      <w:r>
+        <w:rPr>
+          <w:rFonts w:ascii="Times New Roman" w:eastAsiaTheme="minorEastAsia" w:hAnsi="Times New Roman" w:cs="Times New Roman"/>
+          <w:sz w:val="24"/>
+          <w:szCs w:val="24"/>
+          <w:highlight w:val="yellow"/>
+        </w:rPr>
+        <w:t xml:space="preserve">   </w:t>
+      </w:r>
+      <m:oMath>
+        <m:r>
+          <w:rPr>
+            <w:rFonts w:ascii="Cambria Math" w:eastAsiaTheme="minorEastAsia" w:hAnsi="Cambria Math" w:cs="Times New Roman"/>
+            <w:sz w:val="24"/>
+            <w:szCs w:val="24"/>
+            <w:highlight w:val="yellow"/>
+          </w:rPr>
+          <m:t>{</m:t>
+        </m:r>
+        <m:r>
+          <w:rPr>
+            <w:rFonts w:ascii="Cambria Math" w:hAnsi="Cambria Math" w:cs="Times New Roman"/>
+            <w:sz w:val="24"/>
+            <w:szCs w:val="24"/>
+            <w:highlight w:val="yellow"/>
+          </w:rPr>
+          <m:t>4}</m:t>
+        </m:r>
+      </m:oMath>
+    </w:p>
+    <w:p ns2:paraId="0680B43D" ns2:textId="77777777">
+      <w:pPr>
+        <w:pStyle w:val="Prrafodelista"/>
+        <w:numPr>
+          <w:ilvl w:val="0"/>
+          <w:numId w:val="23"/>
+        </w:numPr>
+        <w:rPr>
+          <w:rFonts w:ascii="Times New Roman" w:hAnsi="Times New Roman" w:cs="Times New Roman"/>
+          <w:sz w:val="24"/>
+          <w:szCs w:val="24"/>
+        </w:rPr>
+      </w:pPr>
+      <m:oMath>
+        <m:r>
+          <w:rPr>
+            <w:rFonts w:ascii="Cambria Math" w:hAnsi="Cambria Math" w:cs="Times New Roman"/>
+            <w:sz w:val="24"/>
+            <w:szCs w:val="24"/>
+          </w:rPr>
+          <m:t>{-4}</m:t>
+        </m:r>
+      </m:oMath>
+    </w:p>
+    <w:p ns2:paraId="128F39C4" ns2:textId="77777777">
+      <w:pPr>
+        <w:pStyle w:val="Prrafodelista"/>
+        <w:numPr>
+          <w:ilvl w:val="0"/>
+          <w:numId w:val="23"/>
+        </w:numPr>
+        <w:rPr>
+          <w:rFonts w:ascii="Times New Roman" w:hAnsi="Times New Roman" w:cs="Times New Roman"/>
+          <w:sz w:val="24"/>
+          <w:szCs w:val="24"/>
+        </w:rPr>
+      </w:pPr>
+      <w:r>
+        <w:rPr>
+          <w:rFonts w:ascii="Times New Roman" w:eastAsiaTheme="minorEastAsia" w:hAnsi="Times New Roman" w:cs="Times New Roman"/>
+          <w:sz w:val="24"/>
+          <w:szCs w:val="24"/>
+        </w:rPr>
+        <w:t xml:space="preserve">   </w:t>
+      </w:r>
+      <m:oMath>
+        <m:r>
+          <w:rPr>
+            <w:rFonts w:ascii="Cambria Math" w:eastAsiaTheme="minorEastAsia" w:hAnsi="Cambria Math" w:cs="Times New Roman"/>
+            <w:sz w:val="24"/>
+            <w:szCs w:val="24"/>
+          </w:rPr>
+          <m:t>{</m:t>
+        </m:r>
+        <m:r>
+          <w:rPr>
+            <w:rFonts w:ascii="Cambria Math" w:hAnsi="Cambria Math" w:cs="Times New Roman"/>
+            <w:sz w:val="24"/>
+            <w:szCs w:val="24"/>
+          </w:rPr>
+          <m:t>2}</m:t>
+        </m:r>
+      </m:oMath>
+    </w:p>
+    <w:p ns2:paraId="1BA7D11F" ns2:textId="77777777">
+      <w:pPr>
+        <w:pStyle w:val="Prrafodelista"/>
+        <w:numPr>
+          <w:ilvl w:val="0"/>
+          <w:numId w:val="23"/>
+        </w:numPr>
+        <w:rPr>
+          <w:rFonts w:ascii="Times New Roman" w:hAnsi="Times New Roman" w:cs="Times New Roman"/>
+          <w:sz w:val="24"/>
+          <w:szCs w:val="24"/>
+        </w:rPr>
+      </w:pPr>
+      <m:oMath>
+        <m:r>
+          <w:rPr>
+            <w:rFonts w:ascii="Cambria Math" w:hAnsi="Cambria Math" w:cs="Times New Roman"/>
+            <w:sz w:val="24"/>
+            <w:szCs w:val="24"/>
+          </w:rPr>
+          <m:t>{-2}</m:t>
+        </m:r>
+      </m:oMath>
+    </w:p>
+    <w:p ns2:paraId="100E5F97" ns2:textId="77777777">
+      <w:pPr>
+        <w:pStyle w:val="Prrafodelista"/>
+        <w:numPr>
+          <w:ilvl w:val="0"/>
+          <w:numId w:val="23"/>
+        </w:numPr>
+        <w:rPr>
+          <w:rFonts w:ascii="Times New Roman" w:hAnsi="Times New Roman" w:cs="Times New Roman"/>
+          <w:sz w:val="24"/>
+          <w:szCs w:val="24"/>
+        </w:rPr>
+      </w:pPr>
+      <m:oMath>
+        <m:r>
+          <m:rPr>
+            <m:scr m:val="double-struck"/>
+          </m:rPr>
+          <w:rPr>
+            <w:rFonts w:ascii="Cambria Math" w:hAnsi="Cambria Math" w:cs="Times New Roman"/>
+            <w:sz w:val="24"/>
+            <w:szCs w:val="24"/>
+          </w:rPr>
+          <m:t>R-</m:t>
+        </m:r>
+        <m:r>
+          <w:rPr>
+            <w:rFonts w:ascii="Cambria Math" w:hAnsi="Cambria Math" w:cs="Times New Roman"/>
+            <w:sz w:val="24"/>
+            <w:szCs w:val="24"/>
+          </w:rPr>
+          <m:t>{4}</m:t>
+        </m:r>
+      </m:oMath>
+    </w:p>
+    <w:p ns2:paraId="1275E8B8" ns2:textId="77777777">
+      <w:pPr>
+        <w:spacing w:after="0"/>
+        <w:rPr>
+          <w:rFonts w:ascii="Times New Roman" w:hAnsi="Times New Roman" w:cs="Times New Roman"/>
+          <w:sz w:val="24"/>
+          <w:szCs w:val="24"/>
+        </w:rPr>
+      </w:pPr>
+    </w:p>
+    <w:p/>
+    <w:sectPr>
+      <w:headerReference w:type="default" r:id="rId19"/>
+      <w:footerReference w:type="default" r:id="rId20"/>
+      <w:pgSz w:w="12242" w:h="18722"/>
+      <w:pgMar w:top="1134" w:right="1134" w:bottom="1134" w:left="1134" w:header="709" w:footer="709" w:gutter="0"/>
+      <w:cols w:space="708"/>
+      <w:docGrid w:linePitch="360"/>
+    </w:sectPr>
+  </w:body>
+</w:document>
 </file>
 
 <file path=word/endnotes.xml><?xml version="1.0" encoding="utf-8"?>
